--- a/materialien/Welt1_Bagdad/5_Loesungen/KR_W1_Akte3_Fremde_Chiffre_II_LSG.docx
+++ b/materialien/Welt1_Bagdad/5_Loesungen/KR_W1_Akte3_Fremde_Chiffre_II_LSG.docx
@@ -4802,7 +4802,7 @@
                 <w:spacing w:val="24"/>
                 <w:sz w:val="23"/>
               </w:rPr>
-              <w:t>39470 0PSBD SGQ27 KTSB3 5</w:t>
+              <w:t>39470 0PSBD SGQPD HUHKQ ORBHK</w:t>
             </w:r>
           </w:p>
         </w:tc>
@@ -4928,7 +4928,7 @@
                 <w:color w:val="1F4E8C"/>
                 <w:sz w:val="22"/>
               </w:rPr>
-              <w:t xml:space="preserve"> · 27 · </w:t>
+              <w:t xml:space="preserve"> · </w:t>
             </w:r>
             <w:r>
               <w:rPr>
@@ -4938,7 +4938,7 @@
                 <w:color w:val="1F4E8C"/>
                 <w:sz w:val="22"/>
               </w:rPr>
-              <w:t>KTSB</w:t>
+              <w:t>PDHUHK</w:t>
             </w:r>
             <w:r>
               <w:rPr>
@@ -4948,7 +4948,27 @@
                 <w:color w:val="1F4E8C"/>
                 <w:sz w:val="22"/>
               </w:rPr>
-              <w:t xml:space="preserve"> · 35 → </w:t>
+              <w:t xml:space="preserve"> · </w:t>
+            </w:r>
+            <w:r>
+              <w:rPr>
+                <w:rFonts w:ascii="Consolas" w:hAnsi="Consolas" w:cs="Consolas" w:eastAsia="Consolas"/>
+                <w:b w:val="0"/>
+                <w:i w:val="0"/>
+                <w:color w:val="1F4E8C"/>
+                <w:sz w:val="22"/>
+              </w:rPr>
+              <w:t>QORBHK</w:t>
+            </w:r>
+            <w:r>
+              <w:rPr>
+                <w:rFonts w:ascii="Calibri" w:hAnsi="Calibri" w:cs="Calibri" w:eastAsia="Calibri"/>
+                <w:b w:val="0"/>
+                <w:i w:val="0"/>
+                <w:color w:val="1F4E8C"/>
+                <w:sz w:val="22"/>
+              </w:rPr>
+              <w:t xml:space="preserve"> → </w:t>
             </w:r>
             <w:r>
               <w:rPr>
@@ -4958,7 +4978,7 @@
                 <w:color w:val="1F4E8C"/>
                 <w:sz w:val="22"/>
               </w:rPr>
-              <w:t>der kalif schickt gold nach bagdad</w:t>
+              <w:t>der kalif schickt sieben truhen</w:t>
             </w:r>
             <w:r>
               <w:rPr>
